--- a/review/for-abhishek/Bundle-start-here.docx
+++ b/review/for-abhishek/Bundle-start-here.docx
@@ -15,12 +15,12 @@
         <w:rPr>
           <w:i/>
         </w:rPr>
-        <w:t>The Data Science &amp; Analytics Interview Book, by Compounza. Bundle arranged 3 October 2026.</w:t>
+        <w:t>The Interview Readiness Book, by Compounza. Bundle arranged 4 October 2026.</w:t>
       </w:r>
     </w:p>
     <w:p>
       <w:r>
-        <w:t>This bundle is arranged the way the product is sold: the interview book first, then the two add-ons a reader can buy on top of it. Open the folders in number order.</w:t>
+        <w:t>This bundle is arranged the way the product is sold: the Interview Readiness Book first, then the two add-ons a reader can buy on top of it. Open the folders in number order.</w:t>
       </w:r>
     </w:p>
     <w:tbl>
@@ -98,7 +98,7 @@
               <w:rPr>
                 <w:b/>
               </w:rPr>
-              <w:t>01 · The Interview Book</w:t>
+              <w:t>01 · The Interview Readiness Book</w:t>
             </w:r>
           </w:p>
         </w:tc>
@@ -117,7 +117,7 @@
               <w:t>Be Interview Ready</w:t>
             </w:r>
             <w:r>
-              <w:t>: 1,160 data science and analytics interview questions with worked answers, plus the front cover, back cover and Instagram image</w:t>
+              <w:t>: 1,226 data science and analytics interview questions with worked answers, plus the front cover, back cover and Instagram image</w:t>
             </w:r>
           </w:p>
         </w:tc>
@@ -148,7 +148,7 @@
               <w:rPr>
                 <w:b/>
               </w:rPr>
-              <w:t>02 · Add-on: The Volumes</w:t>
+              <w:t>02 · Add-on: The Three Volumes</w:t>
             </w:r>
           </w:p>
         </w:tc>
@@ -161,7 +161,31 @@
               <w:spacing w:after="40"/>
             </w:pPr>
             <w:r>
-              <w:t>The three volumes (Theory, Practical, Implementation), the practice files arranged by tool, and the topic guide</w:t>
+              <w:rPr>
+                <w:i/>
+              </w:rPr>
+              <w:t>First Principles</w:t>
+            </w:r>
+            <w:r>
+              <w:t xml:space="preserve">, </w:t>
+            </w:r>
+            <w:r>
+              <w:rPr>
+                <w:i/>
+              </w:rPr>
+              <w:t>The Working Analyst</w:t>
+            </w:r>
+            <w:r>
+              <w:t xml:space="preserve"> and </w:t>
+            </w:r>
+            <w:r>
+              <w:rPr>
+                <w:i/>
+              </w:rPr>
+              <w:t>Builder to Architect</w:t>
+            </w:r>
+            <w:r>
+              <w:t>, the practice files arranged by tool, and the topic guide</w:t>
             </w:r>
           </w:p>
         </w:tc>
@@ -205,7 +229,7 @@
               <w:spacing w:after="40"/>
             </w:pPr>
             <w:r>
-              <w:t>The project catalogue: ready-made portfolio projects with real, messy data and an interview story</w:t>
+              <w:t>The catalogue of eleven ready-made portfolio projects, in four tracks</w:t>
             </w:r>
           </w:p>
         </w:tc>
@@ -218,7 +242,7 @@
               <w:spacing w:after="40"/>
             </w:pPr>
             <w:r>
-              <w:t>Sold one at a time, separately</w:t>
+              <w:t>Sold one at a time, or as track packs</w:t>
             </w:r>
           </w:p>
         </w:tc>
@@ -273,7 +297,7 @@
         <w:pStyle w:val="Heading2"/>
       </w:pPr>
       <w:r>
-        <w:t>01 · The Interview Book</w:t>
+        <w:t>01 · The Interview Readiness Book</w:t>
       </w:r>
     </w:p>
     <w:p>
@@ -284,7 +308,18 @@
         <w:t>Be Interview Ready</w:t>
       </w:r>
       <w:r>
-        <w:t xml:space="preserve"> is the front of everything. Sixteen question banks, 1,160 questions, each one with a one-line answer, a three-tier model answer, the likely follow-ups, the red flag, and where in the volumes the idea is taught. It stands on its own: a reader who buys nothing else still gets a complete book.</w:t>
+        <w:t xml:space="preserve"> is the front of everything: seventeen question banks and 1,226 questions, covering the whole journey from the online screening test to the first 90 days in the new job. Each question has a one-line answer, a three-tier model answer, the likely follow-ups, the red flag, and where in the volumes the idea is taught. It stands on its own: a reader who buys nothing else still gets a complete book.</w:t>
+      </w:r>
+    </w:p>
+    <w:p>
+      <w:r>
+        <w:rPr>
+          <w:b/>
+        </w:rPr>
+        <w:t>New in this version: Chapter 68A, "The Rounds Nobody Prepares For"</w:t>
+      </w:r>
+      <w:r>
+        <w:t xml:space="preserve"> (66 questions) — the timed online test and its hidden test cases, campus drives and the group discussion, live coding and virtual rounds, messaging recruiters, following up after an interview, handling silence and rejection, reading the offer letter, and the first 90 days.</w:t>
       </w:r>
     </w:p>
     <w:p>
@@ -292,12 +327,21 @@
         <w:pStyle w:val="Heading2"/>
       </w:pPr>
       <w:r>
-        <w:t>02 · Add-on: The Volumes</w:t>
+        <w:t>02 · Add-on: The Three Volumes</w:t>
       </w:r>
     </w:p>
     <w:p>
       <w:r>
-        <w:t>The volumes are where the interview book's "Learn it in" pointers lead. Buying them turns the interview book from a rehearsal into a course.</w:t>
+        <w:t xml:space="preserve">The volumes are where the interview book's "Learn it in" pointers lead. Buying them turns the interview book from a rehearsal into a course. The names follow the series title, </w:t>
+      </w:r>
+      <w:r>
+        <w:rPr>
+          <w:i/>
+        </w:rPr>
+        <w:t>Analyst to Architect</w:t>
+      </w:r>
+      <w:r>
+        <w:t>:</w:t>
       </w:r>
     </w:p>
     <w:p>
@@ -308,7 +352,7 @@
         <w:rPr>
           <w:b/>
         </w:rPr>
-        <w:t>Volume 1, Theory</w:t>
+        <w:t>Volume 1, First Principles</w:t>
       </w:r>
       <w:r>
         <w:t xml:space="preserve"> (Parts 0 and 1). What data is, how a business runs on it, numbers without fear, thinking like an analyst, and the map of data jobs and how skills unlock them. No software needed.</w:t>
@@ -322,7 +366,7 @@
         <w:rPr>
           <w:b/>
         </w:rPr>
-        <w:t>Volume 2, Practical</w:t>
+        <w:t>Volume 2, The Working Analyst</w:t>
       </w:r>
       <w:r>
         <w:t xml:space="preserve"> (Parts 2 and 3). Spreadsheets, SQL, data cleaning, charts, Power BI, Python, statistics and business skills, then advanced SQL and data modelling, dbt, experiments and causal inference.</w:t>
@@ -336,7 +380,7 @@
         <w:rPr>
           <w:b/>
         </w:rPr>
-        <w:t>Volume 3, Implementation</w:t>
+        <w:t>Volume 3, Builder to Architect</w:t>
       </w:r>
       <w:r>
         <w:t xml:space="preserve"> (Parts 4 to 7). Machine learning and data science, data engineering, production ML, generative AI and MLOps, and architecture, governance and leadership.</w:t>
@@ -353,7 +397,7 @@
         <w:t>Practice files.</w:t>
       </w:r>
       <w:r>
-        <w:t xml:space="preserve"> Every dataset, workbook, query and script the volumes use, arranged by tool (Excel, SQL, Python and so on) rather than by chapter, each running from the smallest idea to a finished thing you can run.</w:t>
+        <w:t xml:space="preserve"> Every dataset, workbook, query and script the volumes use, arranged by tool (Excel, SQL, Python and so on) rather than by chapter.</w:t>
       </w:r>
     </w:p>
     <w:p>
@@ -380,18 +424,16 @@
     </w:p>
     <w:p>
       <w:r>
-        <w:t>Ready-made portfolio projects, bought one at a time. Each is meant to carry a realistic brief, genuinely messy data, a worked and runnable solution, the reasoning behind it, and the part nobody else sells: how to talk about the project in an interview.</w:t>
+        <w:t xml:space="preserve">Eleven ready-made portfolio projects in four tracks — analyst, business analyst, data science, and engineering and AI — each with a realistic brief, messy data, a runnable worked solution, the reasoning, and how to talk about it in an interview. Every one is built on material the book already contains. </w:t>
       </w:r>
-    </w:p>
-    <w:p>
       <w:r>
         <w:rPr>
           <w:b/>
         </w:rPr>
-        <w:t>None is built yet.</w:t>
+        <w:t>None is built yet</w:t>
       </w:r>
       <w:r>
-        <w:t xml:space="preserve"> This folder holds the catalogue and the design, so the shape of the offer is visible. The first project to build is the daily report that sends itself.</w:t>
+        <w:t>; this folder holds the catalogue. The first to build is P1, the daily report that sends itself.</w:t>
       </w:r>
     </w:p>
     <w:p>
@@ -407,7 +449,7 @@
         <w:pStyle w:val="ListBullet"/>
       </w:pPr>
       <w:r>
-        <w:t>An ISBN, before any printed copy is sold.</w:t>
+        <w:t>Prices for the two add-ons, and whether any price appears on the back cover.</w:t>
       </w:r>
     </w:p>
     <w:p>
@@ -415,23 +457,7 @@
         <w:pStyle w:val="ListBullet"/>
       </w:pPr>
       <w:r>
-        <w:t>Whether a price appears on the back cover.</w:t>
-      </w:r>
-    </w:p>
-    <w:p>
-      <w:pPr>
-        <w:pStyle w:val="ListBullet"/>
-      </w:pPr>
-      <w:r>
-        <w:t>The prices of the two add-ons.</w:t>
-      </w:r>
-    </w:p>
-    <w:p>
-      <w:pPr>
-        <w:pStyle w:val="ListBullet"/>
-      </w:pPr>
-      <w:r>
-        <w:t>Inside the PDFs, the volumes still title themselves "Book 1" to "Book 3" and the interview book "Book 4 of 4". Renaming them to match this order is a rebuild of all four books, and is waiting on a yes.</w:t>
+        <w:t>Inside the PDFs, the volumes still title themselves "Book 1" to "Book 3" and the interview book "Book 4 of 4". Renaming them to match this order is a rebuild of all four, and is waiting on a yes.</w:t>
       </w:r>
     </w:p>
     <w:sectPr>
